--- a/forms/Generative AI tools Declaration template.docx
+++ b/forms/Generative AI tools Declaration template.docx
@@ -1,6 +1,6 @@
 
 <file path=word/document.xml><?xml version="1.0" encoding="utf-8"?>
-<w:document xmlns:wpc="http://schemas.microsoft.com/office/word/2010/wordprocessingCanvas" xmlns:cx="http://schemas.microsoft.com/office/drawing/2014/chartex" xmlns:cx1="http://schemas.microsoft.com/office/drawing/2015/9/8/chartex" xmlns:cx2="http://schemas.microsoft.com/office/drawing/2015/10/21/chartex" xmlns:cx3="http://schemas.microsoft.com/office/drawing/2016/5/9/chartex" xmlns:cx4="http://schemas.microsoft.com/office/drawing/2016/5/10/chartex" xmlns:cx5="http://schemas.microsoft.com/office/drawing/2016/5/11/chartex" xmlns:cx6="http://schemas.microsoft.com/office/drawing/2016/5/12/chartex" xmlns:cx7="http://schemas.microsoft.com/office/drawing/2016/5/13/chartex" xmlns:cx8="http://schemas.microsoft.com/office/drawing/2016/5/14/chartex" xmlns:mc="http://schemas.openxmlformats.org/markup-compatibility/2006" xmlns:aink="http://schemas.microsoft.com/office/drawing/2016/ink" xmlns:am3d="http://schemas.microsoft.com/office/drawing/2017/model3d" xmlns:o="urn:schemas-microsoft-com:office:office" xmlns:oel="http://schemas.microsoft.com/office/2019/extlst" xmlns:r="http://schemas.openxmlformats.org/officeDocument/2006/relationships" xmlns:m="http://schemas.openxmlformats.org/officeDocument/2006/math" xmlns:v="urn:schemas-microsoft-com:vml" xmlns:wp14="http://schemas.microsoft.com/office/word/2010/wordprocessingDrawing" xmlns:wp="http://schemas.openxmlformats.org/drawingml/2006/wordprocessingDrawing" xmlns:w10="urn:schemas-microsoft-com:office:word" xmlns:w="http://schemas.openxmlformats.org/wordprocessingml/2006/main" xmlns:w14="http://schemas.microsoft.com/office/word/2010/wordml" xmlns:w15="http://schemas.microsoft.com/office/word/2012/wordml" xmlns:w16cex="http://schemas.microsoft.com/office/word/2018/wordml/cex" xmlns:w16cid="http://schemas.microsoft.com/office/word/2016/wordml/cid" xmlns:w16="http://schemas.microsoft.com/office/word/2018/wordml" xmlns:w16du="http://schemas.microsoft.com/office/word/2023/wordml/word16du" xmlns:w16sdtdh="http://schemas.microsoft.com/office/word/2020/wordml/sdtdatahash" xmlns:w16sdtfl="http://schemas.microsoft.com/office/word/2024/wordml/sdtformatlock" xmlns:w16se="http://schemas.microsoft.com/office/word/2015/wordml/symex" xmlns:wpg="http://schemas.microsoft.com/office/word/2010/wordprocessingGroup" xmlns:wpi="http://schemas.microsoft.com/office/word/2010/wordprocessingInk" xmlns:wne="http://schemas.microsoft.com/office/word/2006/wordml" xmlns:wps="http://schemas.microsoft.com/office/word/2010/wordprocessingShape" mc:Ignorable="w14 w15 w16se w16cid w16 w16cex w16sdtdh w16sdtfl w16du wp14">
+<w:document xmlns:wpc="http://schemas.microsoft.com/office/word/2010/wordprocessingCanvas" xmlns:cx="http://schemas.microsoft.com/office/drawing/2014/chartex" xmlns:cx1="http://schemas.microsoft.com/office/drawing/2015/9/8/chartex" xmlns:cx2="http://schemas.microsoft.com/office/drawing/2015/10/21/chartex" xmlns:cx3="http://schemas.microsoft.com/office/drawing/2016/5/9/chartex" xmlns:cx4="http://schemas.microsoft.com/office/drawing/2016/5/10/chartex" xmlns:cx5="http://schemas.microsoft.com/office/drawing/2016/5/11/chartex" xmlns:cx6="http://schemas.microsoft.com/office/drawing/2016/5/12/chartex" xmlns:cx7="http://schemas.microsoft.com/office/drawing/2016/5/13/chartex" xmlns:cx8="http://schemas.microsoft.com/office/drawing/2016/5/14/chartex" xmlns:mc="http://schemas.openxmlformats.org/markup-compatibility/2006" xmlns:m="http://schemas.openxmlformats.org/officeDocument/2006/math" xmlns:aink="http://schemas.microsoft.com/office/drawing/2016/ink" xmlns:am3d="http://schemas.microsoft.com/office/drawing/2017/model3d" xmlns:oel="http://schemas.microsoft.com/office/2019/extlst" xmlns:r="http://schemas.openxmlformats.org/officeDocument/2006/relationships" xmlns:wp14="http://schemas.microsoft.com/office/word/2010/wordprocessingDrawing" xmlns:wp="http://schemas.openxmlformats.org/drawingml/2006/wordprocessingDrawing" xmlns:wpg="http://schemas.microsoft.com/office/word/2010/wordprocessingGroup" xmlns:wpi="http://schemas.microsoft.com/office/word/2010/wordprocessingInk" xmlns:wps="http://schemas.microsoft.com/office/word/2010/wordprocessingShape" xmlns:o="urn:schemas-microsoft-com:office:office" xmlns:v="urn:schemas-microsoft-com:vml" xmlns:w10="urn:schemas-microsoft-com:office:word" xmlns:w="http://schemas.openxmlformats.org/wordprocessingml/2006/main" xmlns:w14="http://schemas.microsoft.com/office/word/2010/wordml" xmlns:w15="http://schemas.microsoft.com/office/word/2012/wordml" xmlns:w16cex="http://schemas.microsoft.com/office/word/2018/wordml/cex" xmlns:w16cid="http://schemas.microsoft.com/office/word/2016/wordml/cid" xmlns:w16="http://schemas.microsoft.com/office/word/2018/wordml" xmlns:w16sdtdh="http://schemas.microsoft.com/office/word/2020/wordml/sdtdatahash" xmlns:w16sdtfl="http://schemas.microsoft.com/office/word/2024/wordml/sdtformatlock" xmlns:w16se="http://schemas.microsoft.com/office/word/2015/wordml/symex" xmlns:w16du="http://schemas.microsoft.com/office/word/2023/wordml/word16du" xmlns:wne="http://schemas.microsoft.com/office/word/2006/wordml" mc:Ignorable="w14 w15 w16se w16cid w16 w16cex w16sdtdh w16sdtfl w16du wp14">
   <w:body>
     <w:p>
       <w:pPr>
@@ -40,77 +40,9 @@
           <w:szCs w:val="22"/>
           <w14:ligatures w14:val="none"/>
         </w:rPr>
-        <w:t xml:space="preserve">We </w:t>
-      </w:r>
-      <w:r>
-        <w:rPr>
-          <w:rFonts w:ascii="Arial" w:eastAsia="Times New Roman" w:hAnsi="Arial" w:cs="Arial"/>
-          <w:b/>
-          <w:bCs/>
-          <w:color w:val="000080"/>
-          <w:kern w:val="0"/>
-          <w:sz w:val="22"/>
-          <w:szCs w:val="22"/>
-          <w14:ligatures w14:val="none"/>
-        </w:rPr>
-        <w:t>__</w:t>
-      </w:r>
-      <w:proofErr w:type="gramStart"/>
-      <w:r>
-        <w:rPr>
-          <w:rFonts w:ascii="Arial" w:eastAsia="Times New Roman" w:hAnsi="Arial" w:cs="Arial"/>
-          <w:b/>
-          <w:bCs/>
-          <w:color w:val="000080"/>
-          <w:kern w:val="0"/>
-          <w:sz w:val="22"/>
-          <w:szCs w:val="22"/>
-          <w14:ligatures w14:val="none"/>
-        </w:rPr>
-        <w:t>_(</w:t>
-      </w:r>
-      <w:proofErr w:type="gramEnd"/>
-      <w:r>
-        <w:rPr>
-          <w:rFonts w:ascii="Arial" w:eastAsia="Times New Roman" w:hAnsi="Arial" w:cs="Arial"/>
-          <w:b/>
-          <w:bCs/>
-          <w:color w:val="000080"/>
-          <w:kern w:val="0"/>
-          <w:sz w:val="22"/>
-          <w:szCs w:val="22"/>
-          <w14:ligatures w14:val="none"/>
-        </w:rPr>
-        <w:t xml:space="preserve">Student Name and </w:t>
-      </w:r>
-      <w:proofErr w:type="gramStart"/>
-      <w:r>
-        <w:rPr>
-          <w:rFonts w:ascii="Arial" w:eastAsia="Times New Roman" w:hAnsi="Arial" w:cs="Arial"/>
-          <w:b/>
-          <w:bCs/>
-          <w:color w:val="000080"/>
-          <w:kern w:val="0"/>
-          <w:sz w:val="22"/>
-          <w:szCs w:val="22"/>
-          <w14:ligatures w14:val="none"/>
-        </w:rPr>
-        <w:t>ID)_</w:t>
-      </w:r>
-      <w:proofErr w:type="gramEnd"/>
-      <w:r>
-        <w:rPr>
-          <w:rFonts w:ascii="Arial" w:eastAsia="Times New Roman" w:hAnsi="Arial" w:cs="Arial"/>
-          <w:b/>
-          <w:bCs/>
-          <w:color w:val="000080"/>
-          <w:kern w:val="0"/>
-          <w:sz w:val="22"/>
-          <w:szCs w:val="22"/>
-          <w14:ligatures w14:val="none"/>
-        </w:rPr>
-        <w:t>_</w:t>
-      </w:r>
+        <w:t xml:space="preserve">We, Aditya </w:t>
+      </w:r>
+      <w:proofErr w:type="spellStart"/>
       <w:r>
         <w:rPr>
           <w:rFonts w:ascii="Arial" w:eastAsia="Times New Roman" w:hAnsi="Arial" w:cs="Arial"/>
@@ -120,19 +52,9 @@
           <w:szCs w:val="22"/>
           <w14:ligatures w14:val="none"/>
         </w:rPr>
-        <w:t xml:space="preserve">, the member(s) of </w:t>
-      </w:r>
-      <w:r>
-        <w:rPr>
-          <w:rFonts w:ascii="Arial" w:eastAsia="Times New Roman" w:hAnsi="Arial" w:cs="Arial" w:hint="eastAsia"/>
-          <w:color w:val="000000"/>
-          <w:kern w:val="0"/>
-          <w:sz w:val="22"/>
-          <w:szCs w:val="22"/>
-          <w14:ligatures w14:val="none"/>
-        </w:rPr>
-        <w:t>A1</w:t>
-      </w:r>
+        <w:t>Palve</w:t>
+      </w:r>
+      <w:proofErr w:type="spellEnd"/>
       <w:r>
         <w:rPr>
           <w:rFonts w:ascii="Arial" w:eastAsia="Times New Roman" w:hAnsi="Arial" w:cs="Arial"/>
@@ -142,230 +64,210 @@
           <w:szCs w:val="22"/>
           <w14:ligatures w14:val="none"/>
         </w:rPr>
-        <w:t>Group _______, claim that</w:t>
-      </w:r>
-      <w:r>
+        <w:t xml:space="preserve"> (35324074) and Eric Andres Acosta Ramirez (32642083), members of A1Group 43, declare that we DID use AI-based tools in preparing this submission.</w:t>
+      </w:r>
+    </w:p>
+    <w:p>
+      <w:pPr>
         <w:rPr>
-          <w:rFonts w:ascii="Arial" w:eastAsia="Times New Roman" w:hAnsi="Arial" w:cs="Arial" w:hint="eastAsia"/>
+          <w:rFonts w:ascii="Arial" w:hAnsi="Arial" w:cs="Arial"/>
+          <w:sz w:val="22"/>
+          <w:szCs w:val="22"/>
+        </w:rPr>
+      </w:pPr>
+    </w:p>
+    <w:p>
+      <w:pPr>
+        <w:pStyle w:val="Heading2"/>
+      </w:pPr>
+      <w:r>
+        <w:rPr>
+          <w:rFonts w:hint="eastAsia"/>
+        </w:rPr>
+        <w:t xml:space="preserve">2. </w:t>
+      </w:r>
+      <w:r>
+        <w:t>Details of AI Tool Usage</w:t>
+      </w:r>
+    </w:p>
+    <w:p>
+      <w:r>
+        <w:t>Tool</w:t>
+      </w:r>
+      <w:r>
+        <w:rPr>
+          <w:rFonts w:hint="eastAsia"/>
+        </w:rPr>
+        <w:t xml:space="preserve"> </w:t>
+      </w:r>
+      <w:r>
+        <w:t xml:space="preserve">used: </w:t>
+      </w:r>
+      <w:r>
+        <w:t>ChatGPT / Codex</w:t>
+      </w:r>
+    </w:p>
+    <w:p>
+      <w:pPr>
+        <w:pStyle w:val="ListParagraph"/>
+        <w:numPr>
+          <w:ilvl w:val="0"/>
+          <w:numId w:val="1"/>
+        </w:numPr>
+      </w:pPr>
+      <w:r>
+        <w:t xml:space="preserve">Purpose of usage: </w:t>
+      </w:r>
+      <w:r>
+        <w:t xml:space="preserve">Eric used this tool to understand modelling approaches, and review Python code, check preprocessing and validation steps, and investigate model improvements. It also helped </w:t>
+      </w:r>
+      <w:r>
+        <w:t xml:space="preserve">to </w:t>
+      </w:r>
+      <w:r>
+        <w:t>revise parts of the report</w:t>
+      </w:r>
+      <w:r>
+        <w:t xml:space="preserve"> </w:t>
+      </w:r>
+      <w:r>
+        <w:t>and organise the project files.</w:t>
+      </w:r>
+    </w:p>
+    <w:p>
+      <w:r>
+        <w:t>Tool</w:t>
+      </w:r>
+      <w:r>
+        <w:rPr>
+          <w:rFonts w:hint="eastAsia"/>
+        </w:rPr>
+        <w:t xml:space="preserve"> </w:t>
+      </w:r>
+      <w:r>
+        <w:t>used:</w:t>
+      </w:r>
+      <w:r>
+        <w:t xml:space="preserve"> Claude</w:t>
+      </w:r>
+    </w:p>
+    <w:p>
+      <w:pPr>
+        <w:pStyle w:val="ListParagraph"/>
+        <w:numPr>
+          <w:ilvl w:val="0"/>
+          <w:numId w:val="1"/>
+        </w:numPr>
+      </w:pPr>
+      <w:r>
+        <w:t xml:space="preserve">Purpose of usage: </w:t>
+      </w:r>
+      <w:r>
+        <w:t>Eric used Claude to review the notebooks and discuss data quality, model performance and possible improvements. The discussions included Random Forest, two-stage modelling, validation results and the interpretation of prediction errors.</w:t>
+      </w:r>
+    </w:p>
+    <w:p>
+      <w:pPr>
+        <w:pStyle w:val="Heading2"/>
+      </w:pPr>
+      <w:r>
+        <w:t>3. Acknowledgement</w:t>
+      </w:r>
+    </w:p>
+    <w:p>
+      <w:r>
+        <w:rPr>
+          <w:rFonts w:hint="eastAsia"/>
+        </w:rPr>
+        <w:t>We</w:t>
+      </w:r>
+      <w:r>
+        <w:t xml:space="preserve"> declare that:</w:t>
+      </w:r>
+    </w:p>
+    <w:p>
+      <w:pPr>
+        <w:pStyle w:val="ListParagraph"/>
+        <w:numPr>
+          <w:ilvl w:val="0"/>
+          <w:numId w:val="1"/>
+        </w:numPr>
+      </w:pPr>
+      <w:r>
+        <w:t xml:space="preserve">The work submitted is </w:t>
+      </w:r>
+      <w:r>
+        <w:rPr>
+          <w:rFonts w:hint="eastAsia"/>
+        </w:rPr>
+        <w:t>our</w:t>
+      </w:r>
+      <w:r>
+        <w:t xml:space="preserve"> own, except where acknowledged.</w:t>
+      </w:r>
+    </w:p>
+    <w:p>
+      <w:pPr>
+        <w:pStyle w:val="ListParagraph"/>
+        <w:numPr>
+          <w:ilvl w:val="0"/>
+          <w:numId w:val="1"/>
+        </w:numPr>
+      </w:pPr>
+      <w:r>
+        <w:t>Any use of AI tools has been fully disclosed above.</w:t>
+      </w:r>
+    </w:p>
+    <w:p>
+      <w:pPr>
+        <w:pStyle w:val="ListParagraph"/>
+        <w:numPr>
+          <w:ilvl w:val="0"/>
+          <w:numId w:val="1"/>
+        </w:numPr>
+      </w:pPr>
+      <w:r>
+        <w:t>I remain responsible for the originality, accuracy, and academic integrity of this work.</w:t>
+      </w:r>
+    </w:p>
+    <w:p>
+      <w:r>
+        <w:t xml:space="preserve">Signature (typed name): </w:t>
+      </w:r>
+      <w:r>
+        <w:t xml:space="preserve">Eric Acosta &amp; </w:t>
+      </w:r>
+      <w:r>
+        <w:rPr>
+          <w:rFonts w:ascii="Arial" w:eastAsia="Times New Roman" w:hAnsi="Arial" w:cs="Arial"/>
           <w:color w:val="000000"/>
           <w:kern w:val="0"/>
           <w:sz w:val="22"/>
           <w:szCs w:val="22"/>
           <w14:ligatures w14:val="none"/>
         </w:rPr>
-        <w:t xml:space="preserve"> we</w:t>
-      </w:r>
+        <w:t xml:space="preserve">Aditya </w:t>
+      </w:r>
+      <w:proofErr w:type="spellStart"/>
+      <w:r>
+        <w:rPr>
+          <w:rFonts w:ascii="Arial" w:eastAsia="Times New Roman" w:hAnsi="Arial" w:cs="Arial"/>
+          <w:color w:val="000000"/>
+          <w:kern w:val="0"/>
+          <w:sz w:val="22"/>
+          <w:szCs w:val="22"/>
+          <w14:ligatures w14:val="none"/>
+        </w:rPr>
+        <w:t>Palve</w:t>
+      </w:r>
+      <w:proofErr w:type="spellEnd"/>
     </w:p>
     <w:p>
-      <w:pPr>
-        <w:rPr>
-          <w:rFonts w:ascii="Arial" w:hAnsi="Arial" w:cs="Arial"/>
-          <w:sz w:val="22"/>
-          <w:szCs w:val="22"/>
-        </w:rPr>
-      </w:pPr>
-      <w:r>
-        <w:rPr>
-          <w:rFonts w:ascii="Arial" w:hAnsi="Arial" w:cs="Arial" w:hint="eastAsia"/>
-          <w:b/>
-          <w:bCs/>
-          <w:sz w:val="22"/>
-          <w:szCs w:val="22"/>
-        </w:rPr>
-        <w:t>DID / DID NOT</w:t>
-      </w:r>
-      <w:r>
-        <w:rPr>
-          <w:rFonts w:ascii="Arial" w:hAnsi="Arial" w:cs="Arial"/>
-          <w:sz w:val="22"/>
-          <w:szCs w:val="22"/>
-        </w:rPr>
-        <w:t xml:space="preserve"> use any AI-based tools (e.g., ChatGPT, Copilot, Grammarly, etc.) in preparing this submission.</w:t>
-      </w:r>
-    </w:p>
-    <w:p>
-      <w:pPr>
-        <w:rPr>
-          <w:rFonts w:ascii="Arial" w:hAnsi="Arial" w:cs="Arial"/>
-          <w:sz w:val="22"/>
-          <w:szCs w:val="22"/>
-        </w:rPr>
-      </w:pPr>
-    </w:p>
-    <w:p>
-      <w:pPr>
-        <w:rPr>
-          <w:rFonts w:ascii="Arial" w:hAnsi="Arial" w:cs="Arial"/>
-          <w:sz w:val="22"/>
-          <w:szCs w:val="22"/>
-        </w:rPr>
-      </w:pPr>
-    </w:p>
-    <w:p>
-      <w:pPr>
-        <w:pStyle w:val="Heading2"/>
-      </w:pPr>
-      <w:r>
-        <w:rPr>
-          <w:rFonts w:hint="eastAsia"/>
-        </w:rPr>
-        <w:t xml:space="preserve">2. </w:t>
-      </w:r>
-      <w:r>
-        <w:t>Details of AI Tool Usage</w:t>
-      </w:r>
-    </w:p>
-    <w:p>
-      <w:r>
-        <w:t>Tool</w:t>
-      </w:r>
-      <w:r>
-        <w:rPr>
-          <w:rFonts w:hint="eastAsia"/>
-        </w:rPr>
-        <w:t xml:space="preserve"> </w:t>
-      </w:r>
-      <w:r>
-        <w:t xml:space="preserve">used: </w:t>
-      </w:r>
-      <w:r>
-        <w:rPr>
-          <w:rFonts w:hint="eastAsia"/>
-        </w:rPr>
-        <w:t>____________________</w:t>
-      </w:r>
-    </w:p>
-    <w:p>
-      <w:pPr>
-        <w:pStyle w:val="ListParagraph"/>
-        <w:numPr>
-          <w:ilvl w:val="0"/>
-          <w:numId w:val="1"/>
-        </w:numPr>
-      </w:pPr>
-      <w:r>
-        <w:t xml:space="preserve">Purpose of usage: </w:t>
-      </w:r>
-    </w:p>
-    <w:p/>
-    <w:p>
-      <w:r>
-        <w:t>Tool</w:t>
-      </w:r>
-      <w:r>
-        <w:rPr>
-          <w:rFonts w:hint="eastAsia"/>
-        </w:rPr>
-        <w:t xml:space="preserve"> </w:t>
-      </w:r>
-      <w:r>
-        <w:t xml:space="preserve">used: </w:t>
-      </w:r>
-      <w:r>
-        <w:rPr>
-          <w:rFonts w:hint="eastAsia"/>
-        </w:rPr>
-        <w:t>____________________</w:t>
-      </w:r>
-    </w:p>
-    <w:p>
-      <w:pPr>
-        <w:pStyle w:val="ListParagraph"/>
-        <w:numPr>
-          <w:ilvl w:val="0"/>
-          <w:numId w:val="1"/>
-        </w:numPr>
-      </w:pPr>
-      <w:r>
-        <w:t xml:space="preserve">Purpose of usage: </w:t>
-      </w:r>
-    </w:p>
-    <w:p/>
-    <w:p/>
-    <w:p>
-      <w:pPr>
-        <w:pStyle w:val="Heading2"/>
-      </w:pPr>
-      <w:r>
-        <w:t>3. Acknowledgement</w:t>
-      </w:r>
-    </w:p>
-    <w:p>
-      <w:r>
-        <w:rPr>
-          <w:rFonts w:hint="eastAsia"/>
-        </w:rPr>
-        <w:t>We</w:t>
-      </w:r>
-      <w:r>
-        <w:t xml:space="preserve"> declare that:</w:t>
-      </w:r>
-    </w:p>
-    <w:p>
-      <w:pPr>
-        <w:pStyle w:val="ListParagraph"/>
-        <w:numPr>
-          <w:ilvl w:val="0"/>
-          <w:numId w:val="1"/>
-        </w:numPr>
-      </w:pPr>
-      <w:r>
-        <w:t xml:space="preserve">The work submitted is </w:t>
-      </w:r>
-      <w:r>
-        <w:rPr>
-          <w:rFonts w:hint="eastAsia"/>
-        </w:rPr>
-        <w:t>our</w:t>
-      </w:r>
-      <w:r>
-        <w:t xml:space="preserve"> own, except where acknowledged.</w:t>
-      </w:r>
-    </w:p>
-    <w:p>
-      <w:pPr>
-        <w:pStyle w:val="ListParagraph"/>
-        <w:numPr>
-          <w:ilvl w:val="0"/>
-          <w:numId w:val="1"/>
-        </w:numPr>
-      </w:pPr>
-      <w:r>
-        <w:t>Any use of AI tools has been fully disclosed above.</w:t>
-      </w:r>
-    </w:p>
-    <w:p>
-      <w:pPr>
-        <w:pStyle w:val="ListParagraph"/>
-        <w:numPr>
-          <w:ilvl w:val="0"/>
-          <w:numId w:val="1"/>
-        </w:numPr>
-      </w:pPr>
-      <w:r>
-        <w:t>I remain responsible for the originality, accuracy, and academic integrity of this work.</w:t>
-      </w:r>
-    </w:p>
-    <w:p>
-      <w:r>
-        <w:t xml:space="preserve">Signature (typed name): </w:t>
-      </w:r>
-      <w:r>
-        <w:rPr>
-          <w:rFonts w:hint="eastAsia"/>
-        </w:rPr>
-        <w:t>____________________</w:t>
-      </w:r>
-    </w:p>
-    <w:p>
       <w:r>
         <w:t xml:space="preserve">Date: </w:t>
       </w:r>
       <w:r>
-        <w:rPr>
-          <w:rFonts w:hint="eastAsia"/>
-        </w:rPr>
-        <w:t>____________________</w:t>
+        <w:t>14/09/2026</w:t>
       </w:r>
     </w:p>
     <w:sectPr>
@@ -379,7 +281,7 @@
 </file>
 
 <file path=word/numbering.xml><?xml version="1.0" encoding="utf-8"?>
-<w:numbering xmlns:wpc="http://schemas.microsoft.com/office/word/2010/wordprocessingCanvas" xmlns:cx="http://schemas.microsoft.com/office/drawing/2014/chartex" xmlns:cx1="http://schemas.microsoft.com/office/drawing/2015/9/8/chartex" xmlns:cx2="http://schemas.microsoft.com/office/drawing/2015/10/21/chartex" xmlns:cx3="http://schemas.microsoft.com/office/drawing/2016/5/9/chartex" xmlns:cx4="http://schemas.microsoft.com/office/drawing/2016/5/10/chartex" xmlns:cx5="http://schemas.microsoft.com/office/drawing/2016/5/11/chartex" xmlns:cx6="http://schemas.microsoft.com/office/drawing/2016/5/12/chartex" xmlns:cx7="http://schemas.microsoft.com/office/drawing/2016/5/13/chartex" xmlns:cx8="http://schemas.microsoft.com/office/drawing/2016/5/14/chartex" xmlns:mc="http://schemas.openxmlformats.org/markup-compatibility/2006" xmlns:aink="http://schemas.microsoft.com/office/drawing/2016/ink" xmlns:am3d="http://schemas.microsoft.com/office/drawing/2017/model3d" xmlns:o="urn:schemas-microsoft-com:office:office" xmlns:oel="http://schemas.microsoft.com/office/2019/extlst" xmlns:r="http://schemas.openxmlformats.org/officeDocument/2006/relationships" xmlns:m="http://schemas.openxmlformats.org/officeDocument/2006/math" xmlns:v="urn:schemas-microsoft-com:vml" xmlns:wp14="http://schemas.microsoft.com/office/word/2010/wordprocessingDrawing" xmlns:wp="http://schemas.openxmlformats.org/drawingml/2006/wordprocessingDrawing" xmlns:w10="urn:schemas-microsoft-com:office:word" xmlns:w="http://schemas.openxmlformats.org/wordprocessingml/2006/main" xmlns:w14="http://schemas.microsoft.com/office/word/2010/wordml" xmlns:w15="http://schemas.microsoft.com/office/word/2012/wordml" xmlns:w16cex="http://schemas.microsoft.com/office/word/2018/wordml/cex" xmlns:w16cid="http://schemas.microsoft.com/office/word/2016/wordml/cid" xmlns:w16="http://schemas.microsoft.com/office/word/2018/wordml" xmlns:w16du="http://schemas.microsoft.com/office/word/2023/wordml/word16du" xmlns:w16sdtdh="http://schemas.microsoft.com/office/word/2020/wordml/sdtdatahash" xmlns:w16sdtfl="http://schemas.microsoft.com/office/word/2024/wordml/sdtformatlock" xmlns:w16se="http://schemas.microsoft.com/office/word/2015/wordml/symex" xmlns:wpg="http://schemas.microsoft.com/office/word/2010/wordprocessingGroup" xmlns:wpi="http://schemas.microsoft.com/office/word/2010/wordprocessingInk" xmlns:wne="http://schemas.microsoft.com/office/word/2006/wordml" xmlns:wps="http://schemas.microsoft.com/office/word/2010/wordprocessingShape" mc:Ignorable="w14 w15 w16se w16cid w16 w16cex w16sdtdh w16sdtfl w16du wp14">
+<w:numbering xmlns:wpc="http://schemas.microsoft.com/office/word/2010/wordprocessingCanvas" xmlns:cx="http://schemas.microsoft.com/office/drawing/2014/chartex" xmlns:cx1="http://schemas.microsoft.com/office/drawing/2015/9/8/chartex" xmlns:cx2="http://schemas.microsoft.com/office/drawing/2015/10/21/chartex" xmlns:cx3="http://schemas.microsoft.com/office/drawing/2016/5/9/chartex" xmlns:cx4="http://schemas.microsoft.com/office/drawing/2016/5/10/chartex" xmlns:cx5="http://schemas.microsoft.com/office/drawing/2016/5/11/chartex" xmlns:cx6="http://schemas.microsoft.com/office/drawing/2016/5/12/chartex" xmlns:cx7="http://schemas.microsoft.com/office/drawing/2016/5/13/chartex" xmlns:cx8="http://schemas.microsoft.com/office/drawing/2016/5/14/chartex" xmlns:mc="http://schemas.openxmlformats.org/markup-compatibility/2006" xmlns:m="http://schemas.openxmlformats.org/officeDocument/2006/math" xmlns:aink="http://schemas.microsoft.com/office/drawing/2016/ink" xmlns:am3d="http://schemas.microsoft.com/office/drawing/2017/model3d" xmlns:oel="http://schemas.microsoft.com/office/2019/extlst" xmlns:r="http://schemas.openxmlformats.org/officeDocument/2006/relationships" xmlns:wp14="http://schemas.microsoft.com/office/word/2010/wordprocessingDrawing" xmlns:wp="http://schemas.openxmlformats.org/drawingml/2006/wordprocessingDrawing" xmlns:wpg="http://schemas.microsoft.com/office/word/2010/wordprocessingGroup" xmlns:wpi="http://schemas.microsoft.com/office/word/2010/wordprocessingInk" xmlns:wps="http://schemas.microsoft.com/office/word/2010/wordprocessingShape" xmlns:o="urn:schemas-microsoft-com:office:office" xmlns:v="urn:schemas-microsoft-com:vml" xmlns:w10="urn:schemas-microsoft-com:office:word" xmlns:w="http://schemas.openxmlformats.org/wordprocessingml/2006/main" xmlns:w14="http://schemas.microsoft.com/office/word/2010/wordml" xmlns:w15="http://schemas.microsoft.com/office/word/2012/wordml" xmlns:w16cex="http://schemas.microsoft.com/office/word/2018/wordml/cex" xmlns:w16cid="http://schemas.microsoft.com/office/word/2016/wordml/cid" xmlns:w16="http://schemas.microsoft.com/office/word/2018/wordml" xmlns:w16sdtdh="http://schemas.microsoft.com/office/word/2020/wordml/sdtdatahash" xmlns:w16sdtfl="http://schemas.microsoft.com/office/word/2024/wordml/sdtformatlock" xmlns:w16se="http://schemas.microsoft.com/office/word/2015/wordml/symex" xmlns:w16du="http://schemas.microsoft.com/office/word/2023/wordml/word16du" xmlns:wne="http://schemas.microsoft.com/office/word/2006/wordml" mc:Ignorable="w14 w15 w16se w16cid w16 w16cex w16sdtdh w16sdtfl w16du wp14">
   <w:abstractNum w:abstractNumId="0" w15:restartNumberingAfterBreak="0">
     <w:nsid w:val="46422143"/>
     <w:multiLevelType w:val="hybridMultilevel"/>
@@ -500,7 +402,7 @@
 </file>
 
 <file path=word/styles.xml><?xml version="1.0" encoding="utf-8"?>
-<w:styles xmlns:mc="http://schemas.openxmlformats.org/markup-compatibility/2006" xmlns:r="http://schemas.openxmlformats.org/officeDocument/2006/relationships" xmlns:w="http://schemas.openxmlformats.org/wordprocessingml/2006/main" xmlns:w14="http://schemas.microsoft.com/office/word/2010/wordml" xmlns:w15="http://schemas.microsoft.com/office/word/2012/wordml" xmlns:w16cex="http://schemas.microsoft.com/office/word/2018/wordml/cex" xmlns:w16cid="http://schemas.microsoft.com/office/word/2016/wordml/cid" xmlns:w16="http://schemas.microsoft.com/office/word/2018/wordml" xmlns:w16du="http://schemas.microsoft.com/office/word/2023/wordml/word16du" xmlns:w16sdtdh="http://schemas.microsoft.com/office/word/2020/wordml/sdtdatahash" xmlns:w16sdtfl="http://schemas.microsoft.com/office/word/2024/wordml/sdtformatlock" xmlns:w16se="http://schemas.microsoft.com/office/word/2015/wordml/symex" mc:Ignorable="w14 w15 w16se w16cid w16 w16cex w16sdtdh w16sdtfl w16du">
+<w:styles xmlns:mc="http://schemas.openxmlformats.org/markup-compatibility/2006" xmlns:r="http://schemas.openxmlformats.org/officeDocument/2006/relationships" xmlns:w="http://schemas.openxmlformats.org/wordprocessingml/2006/main" xmlns:w14="http://schemas.microsoft.com/office/word/2010/wordml" xmlns:w15="http://schemas.microsoft.com/office/word/2012/wordml" xmlns:w16cex="http://schemas.microsoft.com/office/word/2018/wordml/cex" xmlns:w16cid="http://schemas.microsoft.com/office/word/2016/wordml/cid" xmlns:w16="http://schemas.microsoft.com/office/word/2018/wordml" xmlns:w16sdtdh="http://schemas.microsoft.com/office/word/2020/wordml/sdtdatahash" xmlns:w16sdtfl="http://schemas.microsoft.com/office/word/2024/wordml/sdtformatlock" xmlns:w16se="http://schemas.microsoft.com/office/word/2015/wordml/symex" xmlns:w16du="http://schemas.microsoft.com/office/word/2023/wordml/word16du" mc:Ignorable="w14 w15 w16se w16cid w16 w16cex w16sdtdh w16sdtfl w16du">
   <w:docDefaults>
     <w:rPrDefault>
       <w:rPr>
